--- a/Mapped Curriculum Lesson - Supplemental Material/Grade 6/Lesson 05 - More Decisions/More Decisions - Concept Sheet.docx
+++ b/Mapped Curriculum Lesson - Supplemental Material/Grade 6/Lesson 05 - More Decisions/More Decisions - Concept Sheet.docx
@@ -149,259 +149,610 @@
         <w:rPr>
           <w:sz w:val="28"/>
           <w:szCs w:val="28"/>
+          <w:color w:val="C45E00"/>
+        </w:rPr>
+        <w:t>elif</w:t>
+      </w:r>
+      <w:r>
+        <w:rPr>
+          <w:sz w:val="28"/>
+          <w:szCs w:val="28"/>
+          <w:color w:val="080808"/>
+        </w:rPr>
+        <w:t xml:space="preserve"> score </w:t>
+      </w:r>
+      <w:r>
+        <w:rPr>
+          <w:sz w:val="28"/>
+          <w:szCs w:val="28"/>
+          <w:color w:val="080808"/>
+          <w:rFonts w:ascii="Consolas" w:hAnsi="Consolas"/>
+        </w:rPr>
+        <w:t>&gt;=</w:t>
+      </w:r>
+      <w:r>
+        <w:rPr>
+          <w:sz w:val="28"/>
+          <w:szCs w:val="28"/>
+          <w:color w:val="080808"/>
+        </w:rPr>
+        <w:t xml:space="preserve"> 5:</w:t>
+      </w:r>
+      <w:r>
+        <w:rPr>
+          <w:sz w:val="28"/>
+          <w:szCs w:val="28"/>
+          <w:color w:val="080808"/>
+        </w:rPr>
+        <w:br/>
+      </w:r>
+      <w:r>
+        <w:rPr>
+          <w:sz w:val="28"/>
+          <w:szCs w:val="28"/>
+          <w:color w:val="080808"/>
+        </w:rPr>
+        <w:t xml:space="preserve">    </w:t>
+      </w:r>
+      <w:r>
+        <w:rPr>
+          <w:sz w:val="28"/>
+          <w:szCs w:val="28"/>
           <w:color w:val="1750EB"/>
         </w:rPr>
+        <w:t>print</w:t>
+      </w:r>
+      <w:r>
+        <w:rPr>
+          <w:sz w:val="28"/>
+          <w:szCs w:val="28"/>
+          <w:color w:val="080808"/>
+        </w:rPr>
+        <w:t>(</w:t>
+      </w:r>
+      <w:r>
+        <w:rPr>
+          <w:sz w:val="28"/>
+          <w:szCs w:val="28"/>
+          <w:color w:val="067D17"/>
+        </w:rPr>
+        <w:t>"Good"</w:t>
+      </w:r>
+      <w:r>
+        <w:rPr>
+          <w:sz w:val="28"/>
+          <w:szCs w:val="28"/>
+          <w:color w:val="080808"/>
+        </w:rPr>
+        <w:t>)</w:t>
+      </w:r>
+    </w:p>
+    <w:p>
+      <w:pPr>
+        <w:ind w:left="720" w:firstLine="720"/>
+        <w:rPr>
+          <w:rFonts w:ascii="JetBrains Mono" w:hAnsi="JetBrains Mono" w:cs="JetBrains Mono"/>
+          <w:sz w:val="28"/>
+          <w:szCs w:val="28"/>
+        </w:rPr>
+      </w:pPr>
+    </w:p>
+    <w:p>
+      <w:pPr>
+        <w:rPr>
+          <w:rStyle w:val="Heading2Char"/>
+        </w:rPr>
+      </w:pPr>
+      <w:r>
+        <w:rPr>
+          <w:rStyle w:val="Heading2Char"/>
+        </w:rPr>
+        <w:t>&gt;=</w:t>
+      </w:r>
+    </w:p>
+    <w:p>
+      <w:pPr>
+        <w:ind w:firstLine="720"/>
+      </w:pPr>
+      <w:r>
+        <w:t xml:space="preserve">Definition: </w:t>
+      </w:r>
+    </w:p>
+    <w:p>
+      <w:pPr>
+        <w:ind w:left="1440"/>
+      </w:pPr>
+      <w:r>
+        <w:rPr>
+          <w:color w:val="080808"/>
+        </w:rPr>
+        <w:t>&gt;= means greater than or equal to. The boundary value is included.</w:t>
+      </w:r>
+    </w:p>
+    <w:p>
+      <w:pPr>
+        <w:ind w:firstLine="720"/>
+      </w:pPr>
+      <w:r>
+        <w:t>Example:</w:t>
+      </w:r>
+    </w:p>
+    <w:p>
+      <w:pPr>
+        <w:ind w:left="720" w:firstLine="720"/>
+        <w:rPr>
+          <w:rFonts w:ascii="JetBrains Mono" w:hAnsi="JetBrains Mono" w:cs="JetBrains Mono"/>
+          <w:sz w:val="28"/>
+          <w:szCs w:val="28"/>
+        </w:rPr>
+      </w:pPr>
+      <w:r>
+        <w:rPr>
+          <w:sz w:val="28"/>
+          <w:szCs w:val="28"/>
+          <w:color w:val="080808"/>
+        </w:rPr>
+        <w:t xml:space="preserve">score </w:t>
+      </w:r>
+      <w:r>
+        <w:rPr>
+          <w:sz w:val="28"/>
+          <w:szCs w:val="28"/>
+          <w:color w:val="080808"/>
+          <w:rFonts w:ascii="Consolas" w:hAnsi="Consolas"/>
+        </w:rPr>
+        <w:t>&gt;=</w:t>
+      </w:r>
+      <w:r>
+        <w:rPr>
+          <w:sz w:val="28"/>
+          <w:szCs w:val="28"/>
+          <w:color w:val="080808"/>
+        </w:rPr>
+        <w:t xml:space="preserve"> 8</w:t>
+      </w:r>
+    </w:p>
+    <w:p>
+      <w:pPr>
+        <w:rPr>
+          <w:rFonts w:ascii="JetBrains Mono" w:hAnsi="JetBrains Mono" w:cs="JetBrains Mono"/>
+          <w:sz w:val="28"/>
+          <w:szCs w:val="28"/>
+        </w:rPr>
+      </w:pPr>
+      <w:r>
+        <w:rPr>
+          <w:rFonts w:ascii="JetBrains Mono" w:hAnsi="JetBrains Mono" w:cs="JetBrains Mono"/>
+          <w:sz w:val="28"/>
+          <w:szCs w:val="28"/>
+        </w:rPr>
+        <w:br w:type="page"/>
+      </w:r>
+    </w:p>
+    <w:p>
+      <w:pPr>
+        <w:rPr>
+          <w:rStyle w:val="Heading2Char"/>
+        </w:rPr>
+      </w:pPr>
+      <w:r>
+        <w:rPr>
+          <w:rStyle w:val="Heading2Char"/>
+        </w:rPr>
+        <w:t>Branch order</w:t>
+      </w:r>
+    </w:p>
+    <w:p>
+      <w:pPr>
+        <w:ind w:firstLine="720"/>
+      </w:pPr>
+      <w:r>
+        <w:t xml:space="preserve">Definition: </w:t>
+      </w:r>
+    </w:p>
+    <w:p>
+      <w:pPr>
+        <w:ind w:left="720" w:firstLine="720"/>
+      </w:pPr>
+      <w:r>
+        <w:t>Python checks an if/elif/else chain from top to bottom. The first True branch runs, then the chain ends.</w:t>
+      </w:r>
+    </w:p>
+    <w:p>
+      <w:pPr>
+        <w:ind w:firstLine="720"/>
+      </w:pPr>
+      <w:r>
+        <w:t>Example:</w:t>
+      </w:r>
+    </w:p>
+    <w:p>
+      <w:pPr>
+        <w:ind w:left="720" w:firstLine="720"/>
+      </w:pPr>
+      <w:r>
+        <w:rPr>
+          <w:color w:val="C45E00"/>
+          <w:sz w:val="28"/>
+          <w:szCs w:val="28"/>
+        </w:rPr>
+        <w:t>if</w:t>
+      </w:r>
+      <w:r>
+        <w:rPr>
+          <w:color w:val="080808"/>
+          <w:sz w:val="28"/>
+          <w:szCs w:val="28"/>
+        </w:rPr>
+        <w:t xml:space="preserve"> score </w:t>
+      </w:r>
+      <w:r>
+        <w:rPr>
+          <w:color w:val="080808"/>
+          <w:sz w:val="28"/>
+          <w:szCs w:val="28"/>
+          <w:rFonts w:ascii="Consolas" w:hAnsi="Consolas"/>
+        </w:rPr>
+        <w:t>&gt;=</w:t>
+      </w:r>
+      <w:r>
+        <w:rPr>
+          <w:color w:val="080808"/>
+          <w:sz w:val="28"/>
+          <w:szCs w:val="28"/>
+        </w:rPr>
+        <w:t xml:space="preserve"> 8:</w:t>
+      </w:r>
+      <w:r>
+        <w:rPr>
+          <w:color w:val="067D17"/>
+          <w:sz w:val="28"/>
+          <w:szCs w:val="28"/>
+        </w:rPr>
+        <w:br/>
+      </w:r>
+      <w:r>
+        <w:rPr>
+          <w:color w:val="080808"/>
+          <w:sz w:val="28"/>
+          <w:szCs w:val="28"/>
+        </w:rPr>
+        <w:t xml:space="preserve">    </w:t>
+      </w:r>
+      <w:r>
+        <w:rPr>
+          <w:color w:val="1750EB"/>
+          <w:sz w:val="28"/>
+          <w:szCs w:val="28"/>
+        </w:rPr>
+        <w:t>print</w:t>
+      </w:r>
+      <w:r>
+        <w:rPr>
+          <w:color w:val="080808"/>
+          <w:sz w:val="28"/>
+          <w:szCs w:val="28"/>
+        </w:rPr>
+        <w:t>(</w:t>
+      </w:r>
+      <w:r>
+        <w:rPr>
+          <w:color w:val="067D17"/>
+          <w:sz w:val="28"/>
+          <w:szCs w:val="28"/>
+        </w:rPr>
+        <w:t>"Excellent"</w:t>
+      </w:r>
+      <w:r>
+        <w:rPr>
+          <w:color w:val="080808"/>
+          <w:sz w:val="28"/>
+          <w:szCs w:val="28"/>
+        </w:rPr>
+        <w:t>)</w:t>
+      </w:r>
+      <w:r>
+        <w:rPr>
+          <w:color w:val="067D17"/>
+          <w:sz w:val="28"/>
+          <w:szCs w:val="28"/>
+        </w:rPr>
+        <w:br/>
+      </w:r>
+      <w:r>
+        <w:rPr>
+          <w:color w:val="C45E00"/>
+          <w:sz w:val="28"/>
+          <w:szCs w:val="28"/>
+        </w:rPr>
         <w:t>elif</w:t>
       </w:r>
       <w:r>
         <w:rPr>
-          <w:sz w:val="28"/>
-          <w:szCs w:val="28"/>
-          <w:color w:val="080808"/>
+          <w:color w:val="080808"/>
+          <w:sz w:val="28"/>
+          <w:szCs w:val="28"/>
         </w:rPr>
         <w:t xml:space="preserve"> score </w:t>
       </w:r>
       <w:r>
         <w:rPr>
-          <w:sz w:val="28"/>
-          <w:szCs w:val="28"/>
-          <w:color w:val="080808"/>
+          <w:color w:val="080808"/>
+          <w:sz w:val="28"/>
+          <w:szCs w:val="28"/>
           <w:rFonts w:ascii="Consolas" w:hAnsi="Consolas"/>
         </w:rPr>
         <w:t>&gt;=</w:t>
       </w:r>
       <w:r>
         <w:rPr>
-          <w:sz w:val="28"/>
-          <w:szCs w:val="28"/>
-          <w:color w:val="080808"/>
+          <w:color w:val="080808"/>
+          <w:sz w:val="28"/>
+          <w:szCs w:val="28"/>
         </w:rPr>
         <w:t xml:space="preserve"> 5:</w:t>
       </w:r>
       <w:r>
         <w:rPr>
-          <w:sz w:val="28"/>
-          <w:szCs w:val="28"/>
-          <w:color w:val="080808"/>
+          <w:color w:val="067D17"/>
+          <w:sz w:val="28"/>
+          <w:szCs w:val="28"/>
         </w:rPr>
         <w:br/>
       </w:r>
       <w:r>
         <w:rPr>
-          <w:sz w:val="28"/>
-          <w:szCs w:val="28"/>
-          <w:color w:val="080808"/>
+          <w:color w:val="080808"/>
+          <w:sz w:val="28"/>
+          <w:szCs w:val="28"/>
         </w:rPr>
         <w:t xml:space="preserve">    </w:t>
       </w:r>
       <w:r>
         <w:rPr>
-          <w:sz w:val="28"/>
-          <w:szCs w:val="28"/>
           <w:color w:val="1750EB"/>
+          <w:sz w:val="28"/>
+          <w:szCs w:val="28"/>
         </w:rPr>
         <w:t>print</w:t>
       </w:r>
       <w:r>
         <w:rPr>
-          <w:sz w:val="28"/>
-          <w:szCs w:val="28"/>
-          <w:color w:val="080808"/>
+          <w:color w:val="080808"/>
+          <w:sz w:val="28"/>
+          <w:szCs w:val="28"/>
         </w:rPr>
         <w:t>(</w:t>
       </w:r>
       <w:r>
         <w:rPr>
-          <w:sz w:val="28"/>
-          <w:szCs w:val="28"/>
           <w:color w:val="067D17"/>
+          <w:sz w:val="28"/>
+          <w:szCs w:val="28"/>
         </w:rPr>
         <w:t>"Good"</w:t>
       </w:r>
       <w:r>
         <w:rPr>
-          <w:sz w:val="28"/>
-          <w:szCs w:val="28"/>
-          <w:color w:val="080808"/>
+          <w:color w:val="080808"/>
+          <w:sz w:val="28"/>
+          <w:szCs w:val="28"/>
         </w:rPr>
         <w:t>)</w:t>
       </w:r>
     </w:p>
     <w:p>
       <w:pPr>
+        <w:rPr>
+          <w:rFonts w:ascii="JetBrains Mono" w:hAnsi="JetBrains Mono" w:cs="JetBrains Mono"/>
+          <w:sz w:val="28"/>
+          <w:szCs w:val="28"/>
+        </w:rPr>
+      </w:pPr>
+    </w:p>
+    <w:p>
+      <w:pPr>
+        <w:rPr>
+          <w:rStyle w:val="Heading2Char"/>
+        </w:rPr>
+      </w:pPr>
+      <w:r>
+        <w:rPr>
+          <w:rStyle w:val="Heading2Char"/>
+        </w:rPr>
+        <w:t>Classifier</w:t>
+      </w:r>
+    </w:p>
+    <w:p>
+      <w:pPr>
+        <w:ind w:firstLine="720"/>
+      </w:pPr>
+      <w:r>
+        <w:t xml:space="preserve">Definition: </w:t>
+      </w:r>
+    </w:p>
+    <w:p>
+      <w:pPr>
+        <w:ind w:left="1440"/>
+      </w:pPr>
+      <w:r>
+        <w:rPr>
+          <w:color w:val="080808"/>
+        </w:rPr>
+        <w:t>A classifier puts an input into one named group. if, elif and else make the groups exclusive.</w:t>
+      </w:r>
+    </w:p>
+    <w:p>
+      <w:pPr>
+        <w:ind w:firstLine="720"/>
+      </w:pPr>
+      <w:r>
+        <w:t>Example:</w:t>
+      </w:r>
+    </w:p>
+    <w:p>
+      <w:pPr>
         <w:ind w:left="720" w:firstLine="720"/>
         <w:rPr>
           <w:rFonts w:ascii="JetBrains Mono" w:hAnsi="JetBrains Mono" w:cs="JetBrains Mono"/>
-          <w:sz w:val="28"/>
-          <w:szCs w:val="28"/>
-        </w:rPr>
-      </w:pPr>
-    </w:p>
-    <w:p>
-      <w:pPr>
-        <w:rPr>
-          <w:rStyle w:val="Heading2Char"/>
-        </w:rPr>
-      </w:pPr>
-      <w:r>
-        <w:rPr>
-          <w:rStyle w:val="Heading2Char"/>
+          <w:color w:val="080808"/>
+          <w:sz w:val="28"/>
+          <w:szCs w:val="28"/>
+        </w:rPr>
+      </w:pPr>
+      <w:r>
+        <w:rPr>
+          <w:color w:val="C45E00"/>
+          <w:sz w:val="28"/>
+          <w:szCs w:val="28"/>
+        </w:rPr>
+        <w:t>if</w:t>
+      </w:r>
+      <w:r>
+        <w:rPr>
+          <w:color w:val="080808"/>
+          <w:sz w:val="28"/>
+          <w:szCs w:val="28"/>
+        </w:rPr>
+        <w:t xml:space="preserve"> score </w:t>
+      </w:r>
+      <w:r>
+        <w:rPr>
+          <w:color w:val="080808"/>
+          <w:sz w:val="28"/>
+          <w:szCs w:val="28"/>
+          <w:rFonts w:ascii="Consolas" w:hAnsi="Consolas"/>
         </w:rPr>
         <w:t>&gt;=</w:t>
       </w:r>
-    </w:p>
-    <w:p>
-      <w:pPr>
-        <w:ind w:firstLine="720"/>
-      </w:pPr>
-      <w:r>
-        <w:t xml:space="preserve">Definition: </w:t>
-      </w:r>
-    </w:p>
-    <w:p>
-      <w:pPr>
-        <w:ind w:left="1440"/>
-      </w:pPr>
-      <w:r>
-        <w:rPr>
-          <w:color w:val="080808"/>
-        </w:rPr>
-        <w:t>&gt;= means greater than or equal to. The boundary value is included.</w:t>
-      </w:r>
-    </w:p>
-    <w:p>
-      <w:pPr>
-        <w:ind w:firstLine="720"/>
-      </w:pPr>
-      <w:r>
-        <w:t>Example:</w:t>
-      </w:r>
-    </w:p>
-    <w:p>
-      <w:pPr>
-        <w:ind w:left="720" w:firstLine="720"/>
-        <w:rPr>
-          <w:rFonts w:ascii="JetBrains Mono" w:hAnsi="JetBrains Mono" w:cs="JetBrains Mono"/>
-          <w:sz w:val="28"/>
-          <w:szCs w:val="28"/>
-        </w:rPr>
-      </w:pPr>
-      <w:r>
-        <w:rPr>
-          <w:sz w:val="28"/>
-          <w:szCs w:val="28"/>
-          <w:color w:val="080808"/>
-        </w:rPr>
-        <w:t xml:space="preserve">score </w:t>
-      </w:r>
-      <w:r>
-        <w:rPr>
-          <w:sz w:val="28"/>
-          <w:szCs w:val="28"/>
-          <w:color w:val="080808"/>
+      <w:r>
+        <w:rPr>
+          <w:color w:val="080808"/>
+          <w:sz w:val="28"/>
+          <w:szCs w:val="28"/>
+        </w:rPr>
+        <w:t xml:space="preserve"> 8:</w:t>
+      </w:r>
+      <w:r>
+        <w:rPr>
+          <w:color w:val="080808"/>
+          <w:sz w:val="28"/>
+          <w:szCs w:val="28"/>
+        </w:rPr>
+        <w:br/>
+      </w:r>
+      <w:r>
+        <w:rPr>
+          <w:color w:val="080808"/>
+          <w:sz w:val="28"/>
+          <w:szCs w:val="28"/>
+        </w:rPr>
+        <w:t xml:space="preserve">    </w:t>
+      </w:r>
+      <w:r>
+        <w:rPr>
+          <w:color w:val="1750EB"/>
+          <w:sz w:val="28"/>
+          <w:szCs w:val="28"/>
+        </w:rPr>
+        <w:t>print</w:t>
+      </w:r>
+      <w:r>
+        <w:rPr>
+          <w:color w:val="080808"/>
+          <w:sz w:val="28"/>
+          <w:szCs w:val="28"/>
+        </w:rPr>
+        <w:t>(</w:t>
+      </w:r>
+      <w:r>
+        <w:rPr>
+          <w:color w:val="067D17"/>
+          <w:sz w:val="28"/>
+          <w:szCs w:val="28"/>
+        </w:rPr>
+        <w:t>"Excellent"</w:t>
+      </w:r>
+      <w:r>
+        <w:rPr>
+          <w:color w:val="080808"/>
+          <w:sz w:val="28"/>
+          <w:szCs w:val="28"/>
+        </w:rPr>
+        <w:t>)</w:t>
+      </w:r>
+      <w:r>
+        <w:rPr>
+          <w:color w:val="080808"/>
+          <w:sz w:val="28"/>
+          <w:szCs w:val="28"/>
+        </w:rPr>
+        <w:br/>
+      </w:r>
+      <w:r>
+        <w:rPr>
+          <w:color w:val="C45E00"/>
+          <w:sz w:val="28"/>
+          <w:szCs w:val="28"/>
+        </w:rPr>
+        <w:t>elif</w:t>
+      </w:r>
+      <w:r>
+        <w:rPr>
+          <w:color w:val="080808"/>
+          <w:sz w:val="28"/>
+          <w:szCs w:val="28"/>
+        </w:rPr>
+        <w:t xml:space="preserve"> score </w:t>
+      </w:r>
+      <w:r>
+        <w:rPr>
+          <w:color w:val="080808"/>
+          <w:sz w:val="28"/>
+          <w:szCs w:val="28"/>
           <w:rFonts w:ascii="Consolas" w:hAnsi="Consolas"/>
         </w:rPr>
         <w:t>&gt;=</w:t>
       </w:r>
       <w:r>
         <w:rPr>
-          <w:sz w:val="28"/>
-          <w:szCs w:val="28"/>
-          <w:color w:val="080808"/>
-        </w:rPr>
-        <w:t xml:space="preserve"> 8</w:t>
-      </w:r>
-    </w:p>
-    <w:p>
-      <w:pPr>
-        <w:rPr>
-          <w:rFonts w:ascii="JetBrains Mono" w:hAnsi="JetBrains Mono" w:cs="JetBrains Mono"/>
-          <w:sz w:val="28"/>
-          <w:szCs w:val="28"/>
-        </w:rPr>
-      </w:pPr>
-      <w:r>
-        <w:rPr>
-          <w:rFonts w:ascii="JetBrains Mono" w:hAnsi="JetBrains Mono" w:cs="JetBrains Mono"/>
-          <w:sz w:val="28"/>
-          <w:szCs w:val="28"/>
-        </w:rPr>
-        <w:br w:type="page"/>
-      </w:r>
-    </w:p>
-    <w:p>
-      <w:pPr>
-        <w:rPr>
-          <w:rStyle w:val="Heading2Char"/>
-        </w:rPr>
-      </w:pPr>
-      <w:r>
-        <w:rPr>
-          <w:rStyle w:val="Heading2Char"/>
-        </w:rPr>
-        <w:t>Branch order</w:t>
-      </w:r>
-    </w:p>
-    <w:p>
-      <w:pPr>
-        <w:ind w:firstLine="720"/>
-      </w:pPr>
-      <w:r>
-        <w:t xml:space="preserve">Definition: </w:t>
-      </w:r>
-    </w:p>
-    <w:p>
-      <w:pPr>
-        <w:ind w:left="720" w:firstLine="720"/>
-      </w:pPr>
-      <w:r>
-        <w:t>Python checks an if/elif/else chain from top to bottom. The first True branch runs, then the chain ends.</w:t>
-      </w:r>
-    </w:p>
-    <w:p>
-      <w:pPr>
-        <w:ind w:firstLine="720"/>
-      </w:pPr>
-      <w:r>
-        <w:t>Example:</w:t>
-      </w:r>
-    </w:p>
-    <w:p>
-      <w:pPr>
-        <w:ind w:left="720" w:firstLine="720"/>
-      </w:pPr>
+          <w:color w:val="080808"/>
+          <w:sz w:val="28"/>
+          <w:szCs w:val="28"/>
+        </w:rPr>
+        <w:t xml:space="preserve"> 5:</w:t>
+      </w:r>
+      <w:r>
+        <w:rPr>
+          <w:color w:val="080808"/>
+          <w:sz w:val="28"/>
+          <w:szCs w:val="28"/>
+        </w:rPr>
+        <w:br/>
+      </w:r>
+      <w:r>
+        <w:rPr>
+          <w:color w:val="080808"/>
+          <w:sz w:val="28"/>
+          <w:szCs w:val="28"/>
+        </w:rPr>
+        <w:t xml:space="preserve">    </w:t>
+      </w:r>
       <w:r>
         <w:rPr>
           <w:color w:val="1750EB"/>
           <w:sz w:val="28"/>
           <w:szCs w:val="28"/>
         </w:rPr>
-        <w:t>if</w:t>
-      </w:r>
-      <w:r>
-        <w:rPr>
-          <w:color w:val="080808"/>
-          <w:sz w:val="28"/>
-          <w:szCs w:val="28"/>
-        </w:rPr>
-        <w:t xml:space="preserve"> score </w:t>
-      </w:r>
-      <w:r>
-        <w:rPr>
-          <w:color w:val="080808"/>
-          <w:sz w:val="28"/>
-          <w:szCs w:val="28"/>
-          <w:rFonts w:ascii="Consolas" w:hAnsi="Consolas"/>
-        </w:rPr>
-        <w:t>&gt;=</w:t>
-      </w:r>
-      <w:r>
-        <w:rPr>
-          <w:color w:val="080808"/>
-          <w:sz w:val="28"/>
-          <w:szCs w:val="28"/>
-        </w:rPr>
-        <w:t xml:space="preserve"> 8:</w:t>
+        <w:t>print</w:t>
+      </w:r>
+      <w:r>
+        <w:rPr>
+          <w:color w:val="080808"/>
+          <w:sz w:val="28"/>
+          <w:szCs w:val="28"/>
+        </w:rPr>
+        <w:t>(</w:t>
       </w:r>
       <w:r>
         <w:rPr>
@@ -409,378 +760,27 @@
           <w:sz w:val="28"/>
           <w:szCs w:val="28"/>
         </w:rPr>
+        <w:t>"Good"</w:t>
+      </w:r>
+      <w:r>
+        <w:rPr>
+          <w:color w:val="080808"/>
+          <w:sz w:val="28"/>
+          <w:szCs w:val="28"/>
+        </w:rPr>
+        <w:t>)</w:t>
+      </w:r>
+      <w:r>
+        <w:rPr>
+          <w:color w:val="080808"/>
+          <w:sz w:val="28"/>
+          <w:szCs w:val="28"/>
+        </w:rPr>
         <w:br/>
       </w:r>
       <w:r>
         <w:rPr>
-          <w:color w:val="080808"/>
-          <w:sz w:val="28"/>
-          <w:szCs w:val="28"/>
-        </w:rPr>
-        <w:t xml:space="preserve">    </w:t>
-      </w:r>
-      <w:r>
-        <w:rPr>
-          <w:color w:val="1750EB"/>
-          <w:sz w:val="28"/>
-          <w:szCs w:val="28"/>
-        </w:rPr>
-        <w:t>print</w:t>
-      </w:r>
-      <w:r>
-        <w:rPr>
-          <w:color w:val="080808"/>
-          <w:sz w:val="28"/>
-          <w:szCs w:val="28"/>
-        </w:rPr>
-        <w:t>(</w:t>
-      </w:r>
-      <w:r>
-        <w:rPr>
-          <w:color w:val="067D17"/>
-          <w:sz w:val="28"/>
-          <w:szCs w:val="28"/>
-        </w:rPr>
-        <w:t>"Excellent"</w:t>
-      </w:r>
-      <w:r>
-        <w:rPr>
-          <w:color w:val="080808"/>
-          <w:sz w:val="28"/>
-          <w:szCs w:val="28"/>
-        </w:rPr>
-        <w:t>)</w:t>
-      </w:r>
-      <w:r>
-        <w:rPr>
-          <w:color w:val="067D17"/>
-          <w:sz w:val="28"/>
-          <w:szCs w:val="28"/>
-        </w:rPr>
-        <w:br/>
-      </w:r>
-      <w:r>
-        <w:rPr>
-          <w:color w:val="1750EB"/>
-          <w:sz w:val="28"/>
-          <w:szCs w:val="28"/>
-        </w:rPr>
-        <w:t>elif</w:t>
-      </w:r>
-      <w:r>
-        <w:rPr>
-          <w:color w:val="080808"/>
-          <w:sz w:val="28"/>
-          <w:szCs w:val="28"/>
-        </w:rPr>
-        <w:t xml:space="preserve"> score </w:t>
-      </w:r>
-      <w:r>
-        <w:rPr>
-          <w:color w:val="080808"/>
-          <w:sz w:val="28"/>
-          <w:szCs w:val="28"/>
-          <w:rFonts w:ascii="Consolas" w:hAnsi="Consolas"/>
-        </w:rPr>
-        <w:t>&gt;=</w:t>
-      </w:r>
-      <w:r>
-        <w:rPr>
-          <w:color w:val="080808"/>
-          <w:sz w:val="28"/>
-          <w:szCs w:val="28"/>
-        </w:rPr>
-        <w:t xml:space="preserve"> 5:</w:t>
-      </w:r>
-      <w:r>
-        <w:rPr>
-          <w:color w:val="067D17"/>
-          <w:sz w:val="28"/>
-          <w:szCs w:val="28"/>
-        </w:rPr>
-        <w:br/>
-      </w:r>
-      <w:r>
-        <w:rPr>
-          <w:color w:val="080808"/>
-          <w:sz w:val="28"/>
-          <w:szCs w:val="28"/>
-        </w:rPr>
-        <w:t xml:space="preserve">    </w:t>
-      </w:r>
-      <w:r>
-        <w:rPr>
-          <w:color w:val="1750EB"/>
-          <w:sz w:val="28"/>
-          <w:szCs w:val="28"/>
-        </w:rPr>
-        <w:t>print</w:t>
-      </w:r>
-      <w:r>
-        <w:rPr>
-          <w:color w:val="080808"/>
-          <w:sz w:val="28"/>
-          <w:szCs w:val="28"/>
-        </w:rPr>
-        <w:t>(</w:t>
-      </w:r>
-      <w:r>
-        <w:rPr>
-          <w:color w:val="067D17"/>
-          <w:sz w:val="28"/>
-          <w:szCs w:val="28"/>
-        </w:rPr>
-        <w:t>"Good"</w:t>
-      </w:r>
-      <w:r>
-        <w:rPr>
-          <w:color w:val="080808"/>
-          <w:sz w:val="28"/>
-          <w:szCs w:val="28"/>
-        </w:rPr>
-        <w:t>)</w:t>
-      </w:r>
-    </w:p>
-    <w:p>
-      <w:pPr>
-        <w:rPr>
-          <w:rFonts w:ascii="JetBrains Mono" w:hAnsi="JetBrains Mono" w:cs="JetBrains Mono"/>
-          <w:sz w:val="28"/>
-          <w:szCs w:val="28"/>
-        </w:rPr>
-      </w:pPr>
-    </w:p>
-    <w:p>
-      <w:pPr>
-        <w:rPr>
-          <w:rStyle w:val="Heading2Char"/>
-        </w:rPr>
-      </w:pPr>
-      <w:r>
-        <w:rPr>
-          <w:rStyle w:val="Heading2Char"/>
-        </w:rPr>
-        <w:t>Classifier</w:t>
-      </w:r>
-    </w:p>
-    <w:p>
-      <w:pPr>
-        <w:ind w:firstLine="720"/>
-      </w:pPr>
-      <w:r>
-        <w:t xml:space="preserve">Definition: </w:t>
-      </w:r>
-    </w:p>
-    <w:p>
-      <w:pPr>
-        <w:ind w:left="1440"/>
-      </w:pPr>
-      <w:r>
-        <w:rPr>
-          <w:color w:val="080808"/>
-        </w:rPr>
-        <w:t>A classifier puts an input into one named group. if, elif and else make the groups exclusive.</w:t>
-      </w:r>
-    </w:p>
-    <w:p>
-      <w:pPr>
-        <w:ind w:firstLine="720"/>
-      </w:pPr>
-      <w:r>
-        <w:t>Example:</w:t>
-      </w:r>
-    </w:p>
-    <w:p>
-      <w:pPr>
-        <w:ind w:left="720" w:firstLine="720"/>
-        <w:rPr>
-          <w:rFonts w:ascii="JetBrains Mono" w:hAnsi="JetBrains Mono" w:cs="JetBrains Mono"/>
-          <w:color w:val="080808"/>
-          <w:sz w:val="28"/>
-          <w:szCs w:val="28"/>
-        </w:rPr>
-      </w:pPr>
-      <w:r>
-        <w:rPr>
-          <w:color w:val="1750EB"/>
-          <w:sz w:val="28"/>
-          <w:szCs w:val="28"/>
-        </w:rPr>
-        <w:t>if</w:t>
-      </w:r>
-      <w:r>
-        <w:rPr>
-          <w:color w:val="080808"/>
-          <w:sz w:val="28"/>
-          <w:szCs w:val="28"/>
-        </w:rPr>
-        <w:t xml:space="preserve"> score </w:t>
-      </w:r>
-      <w:r>
-        <w:rPr>
-          <w:color w:val="080808"/>
-          <w:sz w:val="28"/>
-          <w:szCs w:val="28"/>
-          <w:rFonts w:ascii="Consolas" w:hAnsi="Consolas"/>
-        </w:rPr>
-        <w:t>&gt;=</w:t>
-      </w:r>
-      <w:r>
-        <w:rPr>
-          <w:color w:val="080808"/>
-          <w:sz w:val="28"/>
-          <w:szCs w:val="28"/>
-        </w:rPr>
-        <w:t xml:space="preserve"> 8:</w:t>
-      </w:r>
-      <w:r>
-        <w:rPr>
-          <w:color w:val="080808"/>
-          <w:sz w:val="28"/>
-          <w:szCs w:val="28"/>
-        </w:rPr>
-        <w:br/>
-      </w:r>
-      <w:r>
-        <w:rPr>
-          <w:color w:val="080808"/>
-          <w:sz w:val="28"/>
-          <w:szCs w:val="28"/>
-        </w:rPr>
-        <w:t xml:space="preserve">    </w:t>
-      </w:r>
-      <w:r>
-        <w:rPr>
-          <w:color w:val="1750EB"/>
-          <w:sz w:val="28"/>
-          <w:szCs w:val="28"/>
-        </w:rPr>
-        <w:t>print</w:t>
-      </w:r>
-      <w:r>
-        <w:rPr>
-          <w:color w:val="080808"/>
-          <w:sz w:val="28"/>
-          <w:szCs w:val="28"/>
-        </w:rPr>
-        <w:t>(</w:t>
-      </w:r>
-      <w:r>
-        <w:rPr>
-          <w:color w:val="067D17"/>
-          <w:sz w:val="28"/>
-          <w:szCs w:val="28"/>
-        </w:rPr>
-        <w:t>"Excellent"</w:t>
-      </w:r>
-      <w:r>
-        <w:rPr>
-          <w:color w:val="080808"/>
-          <w:sz w:val="28"/>
-          <w:szCs w:val="28"/>
-        </w:rPr>
-        <w:t>)</w:t>
-      </w:r>
-      <w:r>
-        <w:rPr>
-          <w:color w:val="080808"/>
-          <w:sz w:val="28"/>
-          <w:szCs w:val="28"/>
-        </w:rPr>
-        <w:br/>
-      </w:r>
-      <w:r>
-        <w:rPr>
-          <w:color w:val="1750EB"/>
-          <w:sz w:val="28"/>
-          <w:szCs w:val="28"/>
-        </w:rPr>
-        <w:t>elif</w:t>
-      </w:r>
-      <w:r>
-        <w:rPr>
-          <w:color w:val="080808"/>
-          <w:sz w:val="28"/>
-          <w:szCs w:val="28"/>
-        </w:rPr>
-        <w:t xml:space="preserve"> score </w:t>
-      </w:r>
-      <w:r>
-        <w:rPr>
-          <w:color w:val="080808"/>
-          <w:sz w:val="28"/>
-          <w:szCs w:val="28"/>
-          <w:rFonts w:ascii="Consolas" w:hAnsi="Consolas"/>
-        </w:rPr>
-        <w:t>&gt;=</w:t>
-      </w:r>
-      <w:r>
-        <w:rPr>
-          <w:color w:val="080808"/>
-          <w:sz w:val="28"/>
-          <w:szCs w:val="28"/>
-        </w:rPr>
-        <w:t xml:space="preserve"> 5:</w:t>
-      </w:r>
-      <w:r>
-        <w:rPr>
-          <w:color w:val="080808"/>
-          <w:sz w:val="28"/>
-          <w:szCs w:val="28"/>
-        </w:rPr>
-        <w:br/>
-      </w:r>
-      <w:r>
-        <w:rPr>
-          <w:color w:val="080808"/>
-          <w:sz w:val="28"/>
-          <w:szCs w:val="28"/>
-        </w:rPr>
-        <w:t xml:space="preserve">    </w:t>
-      </w:r>
-      <w:r>
-        <w:rPr>
-          <w:color w:val="1750EB"/>
-          <w:sz w:val="28"/>
-          <w:szCs w:val="28"/>
-        </w:rPr>
-        <w:t>print</w:t>
-      </w:r>
-      <w:r>
-        <w:rPr>
-          <w:color w:val="080808"/>
-          <w:sz w:val="28"/>
-          <w:szCs w:val="28"/>
-        </w:rPr>
-        <w:t>(</w:t>
-      </w:r>
-      <w:r>
-        <w:rPr>
-          <w:color w:val="067D17"/>
-          <w:sz w:val="28"/>
-          <w:szCs w:val="28"/>
-        </w:rPr>
-        <w:t>"Good"</w:t>
-      </w:r>
-      <w:r>
-        <w:rPr>
-          <w:color w:val="080808"/>
-          <w:sz w:val="28"/>
-          <w:szCs w:val="28"/>
-        </w:rPr>
-        <w:t>)</w:t>
-      </w:r>
-      <w:r>
-        <w:rPr>
-          <w:color w:val="080808"/>
-          <w:sz w:val="28"/>
-          <w:szCs w:val="28"/>
-        </w:rPr>
-        <w:br/>
-      </w:r>
-      <w:r>
-        <w:rPr>
-          <w:color w:val="1750EB"/>
+          <w:color w:val="C45E00"/>
           <w:sz w:val="28"/>
           <w:szCs w:val="28"/>
         </w:rPr>
